--- a/templates/CCE.docx
+++ b/templates/CCE.docx
@@ -123,7 +123,7 @@
                               <w:autoSpaceDE w:val="0"/>
                               <w:autoSpaceDN w:val="0"/>
                               <w:adjustRightInd w:val="0"/>
-                              <w:spacing w:after="0"/>
+                              <w:spacing w:after="0" w:line="360" w:lineRule="auto"/>
                               <w:jc w:val="center"/>
                               <w:rPr>
                                 <w:rFonts w:ascii="Times New Roman" w:hAnsi="Times New Roman"/>
@@ -173,7 +173,7 @@
                               <w:autoSpaceDE w:val="0"/>
                               <w:autoSpaceDN w:val="0"/>
                               <w:adjustRightInd w:val="0"/>
-                              <w:spacing w:after="120" w:line="240" w:lineRule="auto"/>
+                              <w:spacing w:after="120" w:line="360" w:lineRule="auto"/>
                               <w:jc w:val="center"/>
                               <w:rPr>
                                 <w:rFonts w:ascii="Arial Bold" w:eastAsia="Times New Roman" w:hAnsi="Arial Bold"/>
@@ -414,7 +414,7 @@
                         <w:autoSpaceDE w:val="0"/>
                         <w:autoSpaceDN w:val="0"/>
                         <w:adjustRightInd w:val="0"/>
-                        <w:spacing w:after="0"/>
+                        <w:spacing w:after="0" w:line="360" w:lineRule="auto"/>
                         <w:jc w:val="center"/>
                         <w:rPr>
                           <w:rFonts w:ascii="Times New Roman" w:hAnsi="Times New Roman"/>
@@ -464,7 +464,7 @@
                         <w:autoSpaceDE w:val="0"/>
                         <w:autoSpaceDN w:val="0"/>
                         <w:adjustRightInd w:val="0"/>
-                        <w:spacing w:after="120" w:line="240" w:lineRule="auto"/>
+                        <w:spacing w:after="120" w:line="360" w:lineRule="auto"/>
                         <w:jc w:val="center"/>
                         <w:rPr>
                           <w:rFonts w:ascii="Arial Bold" w:eastAsia="Times New Roman" w:hAnsi="Arial Bold"/>
